--- a/fixtures/evidence/business_continuity_plan.docx
+++ b/fixtures/evidence/business_continuity_plan.docx
@@ -2,6 +2,11 @@
 <file path=word/document.xml><?xml version="1.0" encoding="utf-8"?>
 <w:document xmlns:wpc="http://schemas.microsoft.com/office/word/2010/wordprocessingCanvas" xmlns:mo="http://schemas.microsoft.com/office/mac/office/2008/main" xmlns:mc="http://schemas.openxmlformats.org/markup-compatibility/2006" xmlns:mv="urn:schemas-microsoft-com:mac:vml" xmlns:o="urn:schemas-microsoft-com:office:office" xmlns:r="http://schemas.openxmlformats.org/officeDocument/2006/relationships" xmlns:m="http://schemas.openxmlformats.org/officeDocument/2006/math" xmlns:v="urn:schemas-microsoft-com:vml" xmlns:wp14="http://schemas.microsoft.com/office/word/2010/wordprocessingDrawing" xmlns:wp="http://schemas.openxmlformats.org/drawingml/2006/wordprocessingDrawing" xmlns:w10="urn:schemas-microsoft-com:office:word" xmlns:w="http://schemas.openxmlformats.org/wordprocessingml/2006/main" xmlns:w14="http://schemas.microsoft.com/office/word/2010/wordml" xmlns:wpg="http://schemas.microsoft.com/office/word/2010/wordprocessingGroup" xmlns:wpi="http://schemas.microsoft.com/office/word/2010/wordprocessingInk" xmlns:wne="http://schemas.microsoft.com/office/word/2006/wordml" xmlns:wps="http://schemas.microsoft.com/office/word/2010/wordprocessingShape" mc:Ignorable="w14 wp14">
   <w:body>
+    <w:p>
+      <w:r>
+        <w:t>SYNTHETIC TEST FIXTURE — NOT A REAL DOCUMENT. This file was invented for this project's test fixtures. It does not describe the policies of any real organization and must not be treated as evidence about any company's actual security controls.</w:t>
+      </w:r>
+    </w:p>
     <w:p>
       <w:pPr>
         <w:pStyle w:val="Heading1"/>
